--- a/FUNCTIONAL REQUIREMENTS DOCUMENTATION.docx
+++ b/FUNCTIONAL REQUIREMENTS DOCUMENTATION.docx
@@ -22,20 +22,10 @@
         <w:spacing w:after="40"/>
         <w:jc w:val="center"/>
       </w:pPr>
-      <w:proofErr w:type="spellStart"/>
-      <w:r>
-        <w:rPr>
-          <w:sz w:val="22"/>
-          <w:szCs w:val="22"/>
-        </w:rPr>
-        <w:t>Bites&amp;Co</w:t>
-      </w:r>
-      <w:proofErr w:type="spellEnd"/>
-      <w:r>
-        <w:rPr>
-          <w:sz w:val="22"/>
-          <w:szCs w:val="22"/>
-        </w:rPr>
+      <w:r>
+        <w:t>Moon Restaurant</w:t>
+      </w:r>
+      <w:r>
         <w:t xml:space="preserve"> </w:t>
       </w:r>
       <w:r>
@@ -168,11 +158,9 @@
       <w:pPr>
         <w:spacing w:after="120"/>
       </w:pPr>
-      <w:proofErr w:type="spellStart"/>
-      <w:r>
-        <w:t>Bites&amp;Co</w:t>
-      </w:r>
-      <w:proofErr w:type="spellEnd"/>
+      <w:r>
+        <w:t>Moon Restaurant</w:t>
+      </w:r>
       <w:r>
         <w:t xml:space="preserve"> users are abandoning their sessions at a 12% higher rate than industry average due to mandatory account creation. The addition of a guest account will adhere to the same functions as an account but without perks of an account: adding to cart, paying for items, delivering to address. This also gives first-time users a chance to browse the app/website before committing to an account.</w:t>
       </w:r>
@@ -193,13 +181,14 @@
       <w:pPr>
         <w:spacing w:after="120"/>
       </w:pPr>
-      <w:proofErr w:type="spellStart"/>
-      <w:r>
-        <w:t>Bites&amp;Co</w:t>
-      </w:r>
-      <w:proofErr w:type="spellEnd"/>
-      <w:r>
-        <w:t xml:space="preserve"> users are abandoning their accounts at a 15% higher rate than industry average due to their carts not saving. The addition of an auto save feature will completely nullify this pain point. It reduces the user's frustration of having to re-add their items to their cart; it also reduces the user's need to commit to their items because they know the cart won't save.</w:t>
+      <w:r>
+        <w:t>Moon Restaurant</w:t>
+      </w:r>
+      <w:r>
+        <w:t xml:space="preserve"> </w:t>
+      </w:r>
+      <w:r>
+        <w:t>users are abandoning their accounts at a 15% higher rate than industry average due to their carts not saving. The addition of an auto save feature will completely nullify this pain point. It reduces the user's frustration of having to re-add their items to their cart; it also reduces the user's need to commit to their items because they know the cart won't save.</w:t>
       </w:r>
     </w:p>
     <w:p>
